--- a/3. Scripts/Scripts Contents.docx
+++ b/3. Scripts/Scripts Contents.docx
@@ -11,7 +11,6 @@
           <w:szCs w:val="32"/>
         </w:rPr>
       </w:pPr>
-      <w:proofErr w:type="spellStart"/>
       <w:r>
         <w:rPr>
           <w:b/>
@@ -21,7 +20,6 @@
         </w:rPr>
         <w:t>Cricket_Explore_Clean</w:t>
       </w:r>
-      <w:proofErr w:type="spellEnd"/>
     </w:p>
     <w:p>
       <w:pPr>
@@ -72,15 +70,7 @@
         <w:spacing w:line="360" w:lineRule="auto"/>
       </w:pPr>
       <w:r>
-        <w:t xml:space="preserve">Importing the </w:t>
-      </w:r>
-      <w:proofErr w:type="spellStart"/>
-      <w:r>
-        <w:t>df</w:t>
-      </w:r>
-      <w:proofErr w:type="spellEnd"/>
-      <w:r>
-        <w:t xml:space="preserve"> from drive</w:t>
+        <w:t>Importing the df from drive</w:t>
       </w:r>
     </w:p>
     <w:p>
@@ -171,7 +161,6 @@
           <w:szCs w:val="32"/>
         </w:rPr>
       </w:pPr>
-      <w:proofErr w:type="spellStart"/>
       <w:r>
         <w:rPr>
           <w:b/>
@@ -190,7 +179,6 @@
         </w:rPr>
         <w:t>Data_Profile</w:t>
       </w:r>
-      <w:proofErr w:type="spellEnd"/>
     </w:p>
     <w:p>
       <w:pPr>
@@ -243,15 +231,7 @@
         <w:spacing w:line="360" w:lineRule="auto"/>
       </w:pPr>
       <w:r>
-        <w:t xml:space="preserve">Importing the </w:t>
-      </w:r>
-      <w:proofErr w:type="spellStart"/>
-      <w:r>
-        <w:t>df</w:t>
-      </w:r>
-      <w:proofErr w:type="spellEnd"/>
-      <w:r>
-        <w:t xml:space="preserve"> from drive#</w:t>
+        <w:t>Importing the df from drive#</w:t>
       </w:r>
     </w:p>
     <w:p>
@@ -290,15 +270,7 @@
         <w:spacing w:line="360" w:lineRule="auto"/>
       </w:pPr>
       <w:r>
-        <w:t xml:space="preserve">There are 12 different home </w:t>
-      </w:r>
-      <w:proofErr w:type="spellStart"/>
-      <w:r>
-        <w:t>tams</w:t>
-      </w:r>
-      <w:proofErr w:type="spellEnd"/>
-      <w:r>
-        <w:t>, but 13 different away teams - need to investigate</w:t>
+        <w:t>There are 12 different home tams, but 13 different away teams - need to investigate</w:t>
       </w:r>
     </w:p>
     <w:p>
@@ -331,27 +303,7 @@
           <w:sz w:val="32"/>
           <w:szCs w:val="32"/>
         </w:rPr>
-        <w:t xml:space="preserve">6.2 Exploring </w:t>
-      </w:r>
-      <w:proofErr w:type="spellStart"/>
-      <w:r>
-        <w:rPr>
-          <w:b/>
-          <w:bCs/>
-          <w:sz w:val="32"/>
-          <w:szCs w:val="32"/>
-        </w:rPr>
-        <w:t>Relationships_Cricket</w:t>
-      </w:r>
-      <w:proofErr w:type="spellEnd"/>
-      <w:r>
-        <w:rPr>
-          <w:b/>
-          <w:bCs/>
-          <w:sz w:val="32"/>
-          <w:szCs w:val="32"/>
-        </w:rPr>
-        <w:t xml:space="preserve"> Data</w:t>
+        <w:t>6.2 Exploring Relationships_Cricket Data</w:t>
       </w:r>
     </w:p>
     <w:p>
@@ -503,13 +455,8 @@
           <w:numId w:val="2"/>
         </w:numPr>
       </w:pPr>
-      <w:proofErr w:type="spellStart"/>
-      <w:r>
-        <w:t>Aggregatting</w:t>
-      </w:r>
-      <w:proofErr w:type="spellEnd"/>
-      <w:r>
-        <w:t xml:space="preserve"> data before visualising</w:t>
+      <w:r>
+        <w:t>Aggregatting data before visualising</w:t>
       </w:r>
     </w:p>
     <w:p>
@@ -524,6 +471,151 @@
       </w:r>
     </w:p>
     <w:p/>
+    <w:p>
+      <w:pPr>
+        <w:rPr>
+          <w:b/>
+          <w:bCs/>
+          <w:sz w:val="32"/>
+          <w:szCs w:val="32"/>
+        </w:rPr>
+      </w:pPr>
+      <w:r>
+        <w:rPr>
+          <w:b/>
+          <w:bCs/>
+          <w:sz w:val="32"/>
+          <w:szCs w:val="32"/>
+        </w:rPr>
+        <w:t>6.4 Supervised Machine Learning_Linear Regression</w:t>
+      </w:r>
+    </w:p>
+    <w:p>
+      <w:r>
+        <w:t>1. Importing libraries and data</w:t>
+      </w:r>
+    </w:p>
+    <w:p>
+      <w:r>
+        <w:t>2. Cleaning Data</w:t>
+      </w:r>
+    </w:p>
+    <w:p>
+      <w:r>
+        <w:t>Checking missing values</w:t>
+      </w:r>
+    </w:p>
+    <w:p>
+      <w:r>
+        <w:t>Check for duplicates</w:t>
+      </w:r>
+    </w:p>
+    <w:p>
+      <w:r>
+        <w:t>Looking for extreme values</w:t>
+      </w:r>
+    </w:p>
+    <w:p>
+      <w:r>
+        <w:t>3. Data prep for regression analysis</w:t>
+      </w:r>
+    </w:p>
+    <w:p>
+      <w:r>
+        <w:t>Creating a simpler subset</w:t>
+      </w:r>
+    </w:p>
+    <w:p>
+      <w:r>
+        <w:t>Pair plot</w:t>
+      </w:r>
+    </w:p>
+    <w:p>
+      <w:r>
+        <w:t>Hypothesis</w:t>
+      </w:r>
+    </w:p>
+    <w:p>
+      <w:r>
+        <w:t>Scatterplot</w:t>
+      </w:r>
+    </w:p>
+    <w:p>
+      <w:r>
+        <w:t>Creating NumPy arrays</w:t>
+      </w:r>
+    </w:p>
+    <w:p>
+      <w:r>
+        <w:t>Split data to training and test</w:t>
+      </w:r>
+    </w:p>
+    <w:p>
+      <w:r>
+        <w:t>Create regression object and fit to training data</w:t>
+      </w:r>
+    </w:p>
+    <w:p>
+      <w:r>
+        <w:lastRenderedPageBreak/>
+        <w:t>Further cleaning to remove NaN values</w:t>
+      </w:r>
+    </w:p>
+    <w:p>
+      <w:r>
+        <w:t>4. Restart the regression analysis</w:t>
+      </w:r>
+    </w:p>
+    <w:p>
+      <w:r>
+        <w:t>Scatterplot</w:t>
+      </w:r>
+    </w:p>
+    <w:p>
+      <w:r>
+        <w:t>NumPy Arrays, training and test set, regression object, fir training set to regression object</w:t>
+      </w:r>
+    </w:p>
+    <w:p>
+      <w:r>
+        <w:t>Make and plot prediction</w:t>
+      </w:r>
+    </w:p>
+    <w:p>
+      <w:r>
+        <w:t>Regression statistics</w:t>
+      </w:r>
+    </w:p>
+    <w:p>
+      <w:r>
+        <w:t>Commentary</w:t>
+      </w:r>
+    </w:p>
+    <w:p>
+      <w:r>
+        <w:t>5. Second Hypothesis</w:t>
+      </w:r>
+    </w:p>
+    <w:p>
+      <w:r>
+        <w:t>Data prep</w:t>
+      </w:r>
+    </w:p>
+    <w:p>
+      <w:r>
+        <w:t>New regression analysis</w:t>
+      </w:r>
+    </w:p>
+    <w:p>
+      <w:r>
+        <w:t>Commentary</w:t>
+      </w:r>
+    </w:p>
+    <w:p>
+      <w:r>
+        <w:t>6. Thoughts on data bias</w:t>
+      </w:r>
+    </w:p>
     <w:sectPr>
       <w:pgSz w:w="11906" w:h="16838"/>
       <w:pgMar w:top="1440" w:right="1440" w:bottom="1440" w:left="1440" w:header="708" w:footer="708" w:gutter="0"/>
@@ -1372,6 +1464,7 @@
   <w:style w:type="character" w:default="1" w:styleId="DefaultParagraphFont">
     <w:name w:val="Default Paragraph Font"/>
     <w:uiPriority w:val="1"/>
+    <w:semiHidden/>
     <w:unhideWhenUsed/>
   </w:style>
   <w:style w:type="table" w:default="1" w:styleId="TableNormal">

--- a/3. Scripts/Scripts Contents.docx
+++ b/3. Scripts/Scripts Contents.docx
@@ -11,6 +11,7 @@
           <w:szCs w:val="32"/>
         </w:rPr>
       </w:pPr>
+      <w:proofErr w:type="spellStart"/>
       <w:r>
         <w:rPr>
           <w:b/>
@@ -20,6 +21,7 @@
         </w:rPr>
         <w:t>Cricket_Explore_Clean</w:t>
       </w:r>
+      <w:proofErr w:type="spellEnd"/>
     </w:p>
     <w:p>
       <w:pPr>
@@ -70,7 +72,15 @@
         <w:spacing w:line="360" w:lineRule="auto"/>
       </w:pPr>
       <w:r>
-        <w:t>Importing the df from drive</w:t>
+        <w:t xml:space="preserve">Importing the </w:t>
+      </w:r>
+      <w:proofErr w:type="spellStart"/>
+      <w:r>
+        <w:t>df</w:t>
+      </w:r>
+      <w:proofErr w:type="spellEnd"/>
+      <w:r>
+        <w:t xml:space="preserve"> from drive</w:t>
       </w:r>
     </w:p>
     <w:p>
@@ -161,6 +171,7 @@
           <w:szCs w:val="32"/>
         </w:rPr>
       </w:pPr>
+      <w:proofErr w:type="spellStart"/>
       <w:r>
         <w:rPr>
           <w:b/>
@@ -179,6 +190,7 @@
         </w:rPr>
         <w:t>Data_Profile</w:t>
       </w:r>
+      <w:proofErr w:type="spellEnd"/>
     </w:p>
     <w:p>
       <w:pPr>
@@ -231,7 +243,15 @@
         <w:spacing w:line="360" w:lineRule="auto"/>
       </w:pPr>
       <w:r>
-        <w:t>Importing the df from drive#</w:t>
+        <w:t xml:space="preserve">Importing the </w:t>
+      </w:r>
+      <w:proofErr w:type="spellStart"/>
+      <w:r>
+        <w:t>df</w:t>
+      </w:r>
+      <w:proofErr w:type="spellEnd"/>
+      <w:r>
+        <w:t xml:space="preserve"> from drive#</w:t>
       </w:r>
     </w:p>
     <w:p>
@@ -270,7 +290,15 @@
         <w:spacing w:line="360" w:lineRule="auto"/>
       </w:pPr>
       <w:r>
-        <w:t>There are 12 different home tams, but 13 different away teams - need to investigate</w:t>
+        <w:t xml:space="preserve">There are 12 different home </w:t>
+      </w:r>
+      <w:proofErr w:type="spellStart"/>
+      <w:r>
+        <w:t>tams</w:t>
+      </w:r>
+      <w:proofErr w:type="spellEnd"/>
+      <w:r>
+        <w:t>, but 13 different away teams - need to investigate</w:t>
       </w:r>
     </w:p>
     <w:p>
@@ -303,7 +331,27 @@
           <w:sz w:val="32"/>
           <w:szCs w:val="32"/>
         </w:rPr>
-        <w:t>6.2 Exploring Relationships_Cricket Data</w:t>
+        <w:t xml:space="preserve">6.2 Exploring </w:t>
+      </w:r>
+      <w:proofErr w:type="spellStart"/>
+      <w:r>
+        <w:rPr>
+          <w:b/>
+          <w:bCs/>
+          <w:sz w:val="32"/>
+          <w:szCs w:val="32"/>
+        </w:rPr>
+        <w:t>Relationships_Cricket</w:t>
+      </w:r>
+      <w:proofErr w:type="spellEnd"/>
+      <w:r>
+        <w:rPr>
+          <w:b/>
+          <w:bCs/>
+          <w:sz w:val="32"/>
+          <w:szCs w:val="32"/>
+        </w:rPr>
+        <w:t xml:space="preserve"> Data</w:t>
       </w:r>
     </w:p>
     <w:p>
@@ -455,8 +503,13 @@
           <w:numId w:val="2"/>
         </w:numPr>
       </w:pPr>
-      <w:r>
-        <w:t>Aggregatting data before visualising</w:t>
+      <w:proofErr w:type="spellStart"/>
+      <w:r>
+        <w:t>Aggregatting</w:t>
+      </w:r>
+      <w:proofErr w:type="spellEnd"/>
+      <w:r>
+        <w:t xml:space="preserve"> data before visualising</w:t>
       </w:r>
     </w:p>
     <w:p>
@@ -487,7 +540,27 @@
           <w:sz w:val="32"/>
           <w:szCs w:val="32"/>
         </w:rPr>
-        <w:t>6.4 Supervised Machine Learning_Linear Regression</w:t>
+        <w:t xml:space="preserve">6.4 Supervised Machine </w:t>
+      </w:r>
+      <w:proofErr w:type="spellStart"/>
+      <w:r>
+        <w:rPr>
+          <w:b/>
+          <w:bCs/>
+          <w:sz w:val="32"/>
+          <w:szCs w:val="32"/>
+        </w:rPr>
+        <w:t>Learning_Linear</w:t>
+      </w:r>
+      <w:proofErr w:type="spellEnd"/>
+      <w:r>
+        <w:rPr>
+          <w:b/>
+          <w:bCs/>
+          <w:sz w:val="32"/>
+          <w:szCs w:val="32"/>
+        </w:rPr>
+        <w:t xml:space="preserve"> Regression</w:t>
       </w:r>
     </w:p>
     <w:p>
@@ -558,7 +631,15 @@
     <w:p>
       <w:r>
         <w:lastRenderedPageBreak/>
-        <w:t>Further cleaning to remove NaN values</w:t>
+        <w:t xml:space="preserve">Further cleaning to remove </w:t>
+      </w:r>
+      <w:proofErr w:type="spellStart"/>
+      <w:r>
+        <w:t>NaN</w:t>
+      </w:r>
+      <w:proofErr w:type="spellEnd"/>
+      <w:r>
+        <w:t xml:space="preserve"> values</w:t>
       </w:r>
     </w:p>
     <w:p>
@@ -615,6 +696,245 @@
       <w:r>
         <w:t>6. Thoughts on data bias</w:t>
       </w:r>
+    </w:p>
+    <w:p/>
+    <w:p>
+      <w:pPr>
+        <w:rPr>
+          <w:sz w:val="32"/>
+          <w:szCs w:val="32"/>
+        </w:rPr>
+      </w:pPr>
+      <w:r>
+        <w:rPr>
+          <w:sz w:val="32"/>
+          <w:szCs w:val="32"/>
+        </w:rPr>
+        <w:t>6.6 Sourcing &amp; Analy</w:t>
+      </w:r>
+      <w:r>
+        <w:rPr>
+          <w:sz w:val="32"/>
+          <w:szCs w:val="32"/>
+        </w:rPr>
+        <w:t>s</w:t>
+      </w:r>
+      <w:r>
+        <w:rPr>
+          <w:sz w:val="32"/>
+          <w:szCs w:val="32"/>
+        </w:rPr>
+        <w:t>ing Time Series Data</w:t>
+      </w:r>
+    </w:p>
+    <w:p>
+      <w:pPr>
+        <w:rPr>
+          <w:b/>
+          <w:bCs/>
+        </w:rPr>
+      </w:pPr>
+      <w:r>
+        <w:rPr>
+          <w:b/>
+          <w:bCs/>
+        </w:rPr>
+        <w:t>Contents</w:t>
+      </w:r>
+    </w:p>
+    <w:p>
+      <w:pPr>
+        <w:numPr>
+          <w:ilvl w:val="0"/>
+          <w:numId w:val="3"/>
+        </w:numPr>
+      </w:pPr>
+      <w:r>
+        <w:t>Import Libraries and Data</w:t>
+      </w:r>
+    </w:p>
+    <w:p>
+      <w:r>
+        <w:t>Create Total Runs column</w:t>
+      </w:r>
+    </w:p>
+    <w:p>
+      <w:r>
+        <w:t>Create subset</w:t>
+      </w:r>
+    </w:p>
+    <w:p>
+      <w:r>
+        <w:t>Plot subset</w:t>
+      </w:r>
+    </w:p>
+    <w:p>
+      <w:pPr>
+        <w:numPr>
+          <w:ilvl w:val="0"/>
+          <w:numId w:val="4"/>
+        </w:numPr>
+      </w:pPr>
+      <w:r>
+        <w:t>Time Series Analysis: Decomposition</w:t>
+      </w:r>
+    </w:p>
+    <w:p>
+      <w:r>
+        <w:t>Split data into months</w:t>
+      </w:r>
+    </w:p>
+    <w:p>
+      <w:pPr>
+        <w:numPr>
+          <w:ilvl w:val="0"/>
+          <w:numId w:val="5"/>
+        </w:numPr>
+      </w:pPr>
+      <w:r>
+        <w:t xml:space="preserve">Test for </w:t>
+      </w:r>
+      <w:proofErr w:type="spellStart"/>
+      <w:r>
+        <w:t>stationaryity</w:t>
+      </w:r>
+      <w:proofErr w:type="spellEnd"/>
+    </w:p>
+    <w:p>
+      <w:pPr>
+        <w:numPr>
+          <w:ilvl w:val="0"/>
+          <w:numId w:val="5"/>
+        </w:numPr>
+      </w:pPr>
+      <w:r>
+        <w:t>Test for Autocorrelation</w:t>
+      </w:r>
+    </w:p>
+    <w:p>
+      <w:pPr>
+        <w:numPr>
+          <w:ilvl w:val="0"/>
+          <w:numId w:val="5"/>
+        </w:numPr>
+      </w:pPr>
+      <w:r>
+        <w:t>Making Stationary - Differencing</w:t>
+      </w:r>
+    </w:p>
+    <w:p>
+      <w:r>
+        <w:t>Second round of differencing</w:t>
+      </w:r>
+    </w:p>
+    <w:p>
+      <w:pPr>
+        <w:rPr>
+          <w:b/>
+          <w:bCs/>
+        </w:rPr>
+      </w:pPr>
+      <w:r>
+        <w:rPr>
+          <w:b/>
+          <w:bCs/>
+        </w:rPr>
+        <w:t>Bonus Task: Time Series Forecasting</w:t>
+      </w:r>
+    </w:p>
+    <w:p>
+      <w:r>
+        <w:t>Step 1: Confirm your data setup and stationarity</w:t>
+      </w:r>
+    </w:p>
+    <w:p>
+      <w:r>
+        <w:t>Step 2: Train/Test Split and ARIMA Fitting</w:t>
+      </w:r>
+    </w:p>
+    <w:p>
+      <w:r>
+        <w:t>Step 2B: Fit the ARIMA model</w:t>
+      </w:r>
+    </w:p>
+    <w:p>
+      <w:r>
+        <w:t>Step 2C: Use ACF and PACF to choose p and q</w:t>
+      </w:r>
+    </w:p>
+    <w:p>
+      <w:r>
+        <w:t>Step 2D: Choose ARIMA parameters</w:t>
+      </w:r>
+    </w:p>
+    <w:p>
+      <w:r>
+        <w:lastRenderedPageBreak/>
+        <w:t>Step 2E: Fit the ARIMA model with chosen parameters</w:t>
+      </w:r>
+    </w:p>
+    <w:p>
+      <w:r>
+        <w:t>Step 3: Forecast and Compare to Test Data</w:t>
+      </w:r>
+    </w:p>
+    <w:p>
+      <w:r>
+        <w:t>Step 4: Invert Differencing to Return to Original Scale</w:t>
+      </w:r>
+    </w:p>
+    <w:p>
+      <w:r>
+        <w:t>Step 5: Resolve Non-Unique Timestamps</w:t>
+      </w:r>
+    </w:p>
+    <w:p>
+      <w:r>
+        <w:t>Step 6: Rebuild Forecast in Original Scale</w:t>
+      </w:r>
+    </w:p>
+    <w:p>
+      <w:r>
+        <w:t>Step 7: Plot Forecast vs Original Series</w:t>
+      </w:r>
+    </w:p>
+    <w:p>
+      <w:r>
+        <w:t>Fixing with a safer inversion strategy</w:t>
+      </w:r>
+    </w:p>
+    <w:p>
+      <w:r>
+        <w:t>Plot the corrected forecast</w:t>
+      </w:r>
+    </w:p>
+    <w:p>
+      <w:r>
+        <w:t>Step 8: Let ARIMA handle differencing internally</w:t>
+      </w:r>
+    </w:p>
+    <w:p>
+      <w:r>
+        <w:t>Plot forecast vs actual</w:t>
+      </w:r>
+    </w:p>
+    <w:p>
+      <w:r>
+        <w:t>Step 9: Add Confidence Intervals to Forecast Plot</w:t>
+      </w:r>
+    </w:p>
+    <w:p>
+      <w:r>
+        <w:t>Plot with shaded error bands</w:t>
+      </w:r>
+    </w:p>
+    <w:p>
+      <w:pPr>
+        <w:rPr>
+          <w:sz w:val="32"/>
+          <w:szCs w:val="32"/>
+        </w:rPr>
+      </w:pPr>
     </w:p>
     <w:sectPr>
       <w:pgSz w:w="11906" w:h="16838"/>
@@ -742,9 +1062,348 @@
     </w:lvl>
   </w:abstractNum>
   <w:abstractNum w:abstractNumId="1" w15:restartNumberingAfterBreak="0">
+    <w:nsid w:val="4EC47139"/>
+    <w:multiLevelType w:val="multilevel"/>
+    <w:tmpl w:val="DD20C90C"/>
+    <w:lvl w:ilvl="0">
+      <w:start w:val="2"/>
+      <w:numFmt w:val="decimal"/>
+      <w:lvlText w:val="%1."/>
+      <w:lvlJc w:val="left"/>
+      <w:pPr>
+        <w:tabs>
+          <w:tab w:val="num" w:pos="720"/>
+        </w:tabs>
+        <w:ind w:left="720" w:hanging="360"/>
+      </w:pPr>
+    </w:lvl>
+    <w:lvl w:ilvl="1" w:tentative="1">
+      <w:start w:val="1"/>
+      <w:numFmt w:val="decimal"/>
+      <w:lvlText w:val="%2."/>
+      <w:lvlJc w:val="left"/>
+      <w:pPr>
+        <w:tabs>
+          <w:tab w:val="num" w:pos="1440"/>
+        </w:tabs>
+        <w:ind w:left="1440" w:hanging="360"/>
+      </w:pPr>
+    </w:lvl>
+    <w:lvl w:ilvl="2" w:tentative="1">
+      <w:start w:val="1"/>
+      <w:numFmt w:val="decimal"/>
+      <w:lvlText w:val="%3."/>
+      <w:lvlJc w:val="left"/>
+      <w:pPr>
+        <w:tabs>
+          <w:tab w:val="num" w:pos="2160"/>
+        </w:tabs>
+        <w:ind w:left="2160" w:hanging="360"/>
+      </w:pPr>
+    </w:lvl>
+    <w:lvl w:ilvl="3" w:tentative="1">
+      <w:start w:val="1"/>
+      <w:numFmt w:val="decimal"/>
+      <w:lvlText w:val="%4."/>
+      <w:lvlJc w:val="left"/>
+      <w:pPr>
+        <w:tabs>
+          <w:tab w:val="num" w:pos="2880"/>
+        </w:tabs>
+        <w:ind w:left="2880" w:hanging="360"/>
+      </w:pPr>
+    </w:lvl>
+    <w:lvl w:ilvl="4" w:tentative="1">
+      <w:start w:val="1"/>
+      <w:numFmt w:val="decimal"/>
+      <w:lvlText w:val="%5."/>
+      <w:lvlJc w:val="left"/>
+      <w:pPr>
+        <w:tabs>
+          <w:tab w:val="num" w:pos="3600"/>
+        </w:tabs>
+        <w:ind w:left="3600" w:hanging="360"/>
+      </w:pPr>
+    </w:lvl>
+    <w:lvl w:ilvl="5" w:tentative="1">
+      <w:start w:val="1"/>
+      <w:numFmt w:val="decimal"/>
+      <w:lvlText w:val="%6."/>
+      <w:lvlJc w:val="left"/>
+      <w:pPr>
+        <w:tabs>
+          <w:tab w:val="num" w:pos="4320"/>
+        </w:tabs>
+        <w:ind w:left="4320" w:hanging="360"/>
+      </w:pPr>
+    </w:lvl>
+    <w:lvl w:ilvl="6" w:tentative="1">
+      <w:start w:val="1"/>
+      <w:numFmt w:val="decimal"/>
+      <w:lvlText w:val="%7."/>
+      <w:lvlJc w:val="left"/>
+      <w:pPr>
+        <w:tabs>
+          <w:tab w:val="num" w:pos="5040"/>
+        </w:tabs>
+        <w:ind w:left="5040" w:hanging="360"/>
+      </w:pPr>
+    </w:lvl>
+    <w:lvl w:ilvl="7" w:tentative="1">
+      <w:start w:val="1"/>
+      <w:numFmt w:val="decimal"/>
+      <w:lvlText w:val="%8."/>
+      <w:lvlJc w:val="left"/>
+      <w:pPr>
+        <w:tabs>
+          <w:tab w:val="num" w:pos="5760"/>
+        </w:tabs>
+        <w:ind w:left="5760" w:hanging="360"/>
+      </w:pPr>
+    </w:lvl>
+    <w:lvl w:ilvl="8" w:tentative="1">
+      <w:start w:val="1"/>
+      <w:numFmt w:val="decimal"/>
+      <w:lvlText w:val="%9."/>
+      <w:lvlJc w:val="left"/>
+      <w:pPr>
+        <w:tabs>
+          <w:tab w:val="num" w:pos="6480"/>
+        </w:tabs>
+        <w:ind w:left="6480" w:hanging="360"/>
+      </w:pPr>
+    </w:lvl>
+  </w:abstractNum>
+  <w:abstractNum w:abstractNumId="2" w15:restartNumberingAfterBreak="0">
+    <w:nsid w:val="5ECE3D6D"/>
+    <w:multiLevelType w:val="multilevel"/>
+    <w:tmpl w:val="89BED920"/>
+    <w:lvl w:ilvl="0">
+      <w:start w:val="3"/>
+      <w:numFmt w:val="decimal"/>
+      <w:lvlText w:val="%1."/>
+      <w:lvlJc w:val="left"/>
+      <w:pPr>
+        <w:tabs>
+          <w:tab w:val="num" w:pos="720"/>
+        </w:tabs>
+        <w:ind w:left="720" w:hanging="360"/>
+      </w:pPr>
+    </w:lvl>
+    <w:lvl w:ilvl="1" w:tentative="1">
+      <w:start w:val="1"/>
+      <w:numFmt w:val="decimal"/>
+      <w:lvlText w:val="%2."/>
+      <w:lvlJc w:val="left"/>
+      <w:pPr>
+        <w:tabs>
+          <w:tab w:val="num" w:pos="1440"/>
+        </w:tabs>
+        <w:ind w:left="1440" w:hanging="360"/>
+      </w:pPr>
+    </w:lvl>
+    <w:lvl w:ilvl="2" w:tentative="1">
+      <w:start w:val="1"/>
+      <w:numFmt w:val="decimal"/>
+      <w:lvlText w:val="%3."/>
+      <w:lvlJc w:val="left"/>
+      <w:pPr>
+        <w:tabs>
+          <w:tab w:val="num" w:pos="2160"/>
+        </w:tabs>
+        <w:ind w:left="2160" w:hanging="360"/>
+      </w:pPr>
+    </w:lvl>
+    <w:lvl w:ilvl="3" w:tentative="1">
+      <w:start w:val="1"/>
+      <w:numFmt w:val="decimal"/>
+      <w:lvlText w:val="%4."/>
+      <w:lvlJc w:val="left"/>
+      <w:pPr>
+        <w:tabs>
+          <w:tab w:val="num" w:pos="2880"/>
+        </w:tabs>
+        <w:ind w:left="2880" w:hanging="360"/>
+      </w:pPr>
+    </w:lvl>
+    <w:lvl w:ilvl="4" w:tentative="1">
+      <w:start w:val="1"/>
+      <w:numFmt w:val="decimal"/>
+      <w:lvlText w:val="%5."/>
+      <w:lvlJc w:val="left"/>
+      <w:pPr>
+        <w:tabs>
+          <w:tab w:val="num" w:pos="3600"/>
+        </w:tabs>
+        <w:ind w:left="3600" w:hanging="360"/>
+      </w:pPr>
+    </w:lvl>
+    <w:lvl w:ilvl="5" w:tentative="1">
+      <w:start w:val="1"/>
+      <w:numFmt w:val="decimal"/>
+      <w:lvlText w:val="%6."/>
+      <w:lvlJc w:val="left"/>
+      <w:pPr>
+        <w:tabs>
+          <w:tab w:val="num" w:pos="4320"/>
+        </w:tabs>
+        <w:ind w:left="4320" w:hanging="360"/>
+      </w:pPr>
+    </w:lvl>
+    <w:lvl w:ilvl="6" w:tentative="1">
+      <w:start w:val="1"/>
+      <w:numFmt w:val="decimal"/>
+      <w:lvlText w:val="%7."/>
+      <w:lvlJc w:val="left"/>
+      <w:pPr>
+        <w:tabs>
+          <w:tab w:val="num" w:pos="5040"/>
+        </w:tabs>
+        <w:ind w:left="5040" w:hanging="360"/>
+      </w:pPr>
+    </w:lvl>
+    <w:lvl w:ilvl="7" w:tentative="1">
+      <w:start w:val="1"/>
+      <w:numFmt w:val="decimal"/>
+      <w:lvlText w:val="%8."/>
+      <w:lvlJc w:val="left"/>
+      <w:pPr>
+        <w:tabs>
+          <w:tab w:val="num" w:pos="5760"/>
+        </w:tabs>
+        <w:ind w:left="5760" w:hanging="360"/>
+      </w:pPr>
+    </w:lvl>
+    <w:lvl w:ilvl="8" w:tentative="1">
+      <w:start w:val="1"/>
+      <w:numFmt w:val="decimal"/>
+      <w:lvlText w:val="%9."/>
+      <w:lvlJc w:val="left"/>
+      <w:pPr>
+        <w:tabs>
+          <w:tab w:val="num" w:pos="6480"/>
+        </w:tabs>
+        <w:ind w:left="6480" w:hanging="360"/>
+      </w:pPr>
+    </w:lvl>
+  </w:abstractNum>
+  <w:abstractNum w:abstractNumId="3" w15:restartNumberingAfterBreak="0">
     <w:nsid w:val="6FE14E2F"/>
     <w:multiLevelType w:val="multilevel"/>
     <w:tmpl w:val="2EF6F8A0"/>
+    <w:lvl w:ilvl="0">
+      <w:start w:val="1"/>
+      <w:numFmt w:val="decimal"/>
+      <w:lvlText w:val="%1."/>
+      <w:lvlJc w:val="left"/>
+      <w:pPr>
+        <w:tabs>
+          <w:tab w:val="num" w:pos="720"/>
+        </w:tabs>
+        <w:ind w:left="720" w:hanging="360"/>
+      </w:pPr>
+    </w:lvl>
+    <w:lvl w:ilvl="1" w:tentative="1">
+      <w:start w:val="1"/>
+      <w:numFmt w:val="decimal"/>
+      <w:lvlText w:val="%2."/>
+      <w:lvlJc w:val="left"/>
+      <w:pPr>
+        <w:tabs>
+          <w:tab w:val="num" w:pos="1440"/>
+        </w:tabs>
+        <w:ind w:left="1440" w:hanging="360"/>
+      </w:pPr>
+    </w:lvl>
+    <w:lvl w:ilvl="2" w:tentative="1">
+      <w:start w:val="1"/>
+      <w:numFmt w:val="decimal"/>
+      <w:lvlText w:val="%3."/>
+      <w:lvlJc w:val="left"/>
+      <w:pPr>
+        <w:tabs>
+          <w:tab w:val="num" w:pos="2160"/>
+        </w:tabs>
+        <w:ind w:left="2160" w:hanging="360"/>
+      </w:pPr>
+    </w:lvl>
+    <w:lvl w:ilvl="3" w:tentative="1">
+      <w:start w:val="1"/>
+      <w:numFmt w:val="decimal"/>
+      <w:lvlText w:val="%4."/>
+      <w:lvlJc w:val="left"/>
+      <w:pPr>
+        <w:tabs>
+          <w:tab w:val="num" w:pos="2880"/>
+        </w:tabs>
+        <w:ind w:left="2880" w:hanging="360"/>
+      </w:pPr>
+    </w:lvl>
+    <w:lvl w:ilvl="4" w:tentative="1">
+      <w:start w:val="1"/>
+      <w:numFmt w:val="decimal"/>
+      <w:lvlText w:val="%5."/>
+      <w:lvlJc w:val="left"/>
+      <w:pPr>
+        <w:tabs>
+          <w:tab w:val="num" w:pos="3600"/>
+        </w:tabs>
+        <w:ind w:left="3600" w:hanging="360"/>
+      </w:pPr>
+    </w:lvl>
+    <w:lvl w:ilvl="5" w:tentative="1">
+      <w:start w:val="1"/>
+      <w:numFmt w:val="decimal"/>
+      <w:lvlText w:val="%6."/>
+      <w:lvlJc w:val="left"/>
+      <w:pPr>
+        <w:tabs>
+          <w:tab w:val="num" w:pos="4320"/>
+        </w:tabs>
+        <w:ind w:left="4320" w:hanging="360"/>
+      </w:pPr>
+    </w:lvl>
+    <w:lvl w:ilvl="6" w:tentative="1">
+      <w:start w:val="1"/>
+      <w:numFmt w:val="decimal"/>
+      <w:lvlText w:val="%7."/>
+      <w:lvlJc w:val="left"/>
+      <w:pPr>
+        <w:tabs>
+          <w:tab w:val="num" w:pos="5040"/>
+        </w:tabs>
+        <w:ind w:left="5040" w:hanging="360"/>
+      </w:pPr>
+    </w:lvl>
+    <w:lvl w:ilvl="7" w:tentative="1">
+      <w:start w:val="1"/>
+      <w:numFmt w:val="decimal"/>
+      <w:lvlText w:val="%8."/>
+      <w:lvlJc w:val="left"/>
+      <w:pPr>
+        <w:tabs>
+          <w:tab w:val="num" w:pos="5760"/>
+        </w:tabs>
+        <w:ind w:left="5760" w:hanging="360"/>
+      </w:pPr>
+    </w:lvl>
+    <w:lvl w:ilvl="8" w:tentative="1">
+      <w:start w:val="1"/>
+      <w:numFmt w:val="decimal"/>
+      <w:lvlText w:val="%9."/>
+      <w:lvlJc w:val="left"/>
+      <w:pPr>
+        <w:tabs>
+          <w:tab w:val="num" w:pos="6480"/>
+        </w:tabs>
+        <w:ind w:left="6480" w:hanging="360"/>
+      </w:pPr>
+    </w:lvl>
+  </w:abstractNum>
+  <w:abstractNum w:abstractNumId="4" w15:restartNumberingAfterBreak="0">
+    <w:nsid w:val="7B6514A1"/>
+    <w:multiLevelType w:val="multilevel"/>
+    <w:tmpl w:val="133059E2"/>
     <w:lvl w:ilvl="0">
       <w:start w:val="1"/>
       <w:numFmt w:val="decimal"/>
@@ -858,7 +1517,16 @@
     <w:abstractNumId w:val="0"/>
   </w:num>
   <w:num w:numId="2" w16cid:durableId="1672028106">
+    <w:abstractNumId w:val="3"/>
+  </w:num>
+  <w:num w:numId="3" w16cid:durableId="1298026426">
+    <w:abstractNumId w:val="4"/>
+  </w:num>
+  <w:num w:numId="4" w16cid:durableId="727459934">
     <w:abstractNumId w:val="1"/>
+  </w:num>
+  <w:num w:numId="5" w16cid:durableId="266814954">
+    <w:abstractNumId w:val="2"/>
   </w:num>
 </w:numbering>
 </file>
@@ -1464,7 +2132,6 @@
   <w:style w:type="character" w:default="1" w:styleId="DefaultParagraphFont">
     <w:name w:val="Default Paragraph Font"/>
     <w:uiPriority w:val="1"/>
-    <w:semiHidden/>
     <w:unhideWhenUsed/>
   </w:style>
   <w:style w:type="table" w:default="1" w:styleId="TableNormal">
